--- a/webfiles/תרגולים/תרגולי קמפוס מכניקה/קמפוס 1.2.docx
+++ b/webfiles/תרגולים/תרגולי קמפוס מכניקה/קמפוס 1.2.docx
@@ -28226,6 +28226,11 @@
       </w:r>
     </w:p>
     <w:p>
+      <w:pPr>
+        <w:rPr>
+          <w:rtl/>
+        </w:rPr>
+      </w:pPr>
       <w:r>
         <w:rPr>
           <w:rFonts w:cs="Arial"/>
@@ -28268,6 +28273,11 @@
           </wp:inline>
         </w:drawing>
       </w:r>
+    </w:p>
+    <w:p>
+      <w:pPr>
+        <w:bidi w:val="0"/>
+      </w:pPr>
     </w:p>
     <w:sectPr>
       <w:pgSz w:w="11906" w:h="16838"/>
